--- a/国开社OPC申报/OPC方向教材建设申报表_AI工具应用基础.docx
+++ b/国开社OPC申报/OPC方向教材建设申报表_AI工具应用基础.docx
@@ -1501,21 +1501,21 @@
               <w:rPr>
                 <w:rFonts w:hint="eastAsia"/>
               </w:rPr>
-              <w:t xml:space="preserve">认识AI工具与选择</w:t>
-            </w:r>
-          </w:p>
-        </w:tc>
-        <w:tc>
-          <w:tcPr/>
-          <w:p>
-            <w:pPr>
-              <w:pStyle w:val="Compact"/>
-            </w:pPr>
-            <w:r>
-              <w:rPr>
-                <w:rFonts w:hint="eastAsia"/>
-              </w:rPr>
-              <w:t xml:space="preserve">工具类别、选择标准、账号与基本设置</w:t>
+              <w:t xml:space="preserve">认识大模型与AI工具选择</w:t>
+            </w:r>
+          </w:p>
+        </w:tc>
+        <w:tc>
+          <w:tcPr/>
+          <w:p>
+            <w:pPr>
+              <w:pStyle w:val="Compact"/>
+            </w:pPr>
+            <w:r>
+              <w:rPr>
+                <w:rFonts w:hint="eastAsia"/>
+              </w:rPr>
+              <w:t xml:space="preserve">大模型基本原理与局限、工具类别、选择标准、账号与基本设置</w:t>
             </w:r>
           </w:p>
         </w:tc>
@@ -2387,6 +2387,83 @@
           <w:rFonts w:hint="eastAsia"/>
         </w:rPr>
         <w:t xml:space="preserve">篇财税文档的知识库建设和合规分析，企业案例的脱敏使用须经授权。</w:t>
+      </w:r>
+    </w:p>
+    <w:p>
+      <w:pPr>
+        <w:pStyle w:val="Compact"/>
+        <w:numPr>
+          <w:ilvl w:val="0"/>
+          <w:numId w:val="1003"/>
+        </w:numPr>
+      </w:pPr>
+      <w:r>
+        <w:rPr>
+          <w:rFonts w:hint="eastAsia"/>
+          <w:b/>
+          <w:bCs/>
+        </w:rPr>
+        <w:t xml:space="preserve">课程—训练—实战进阶</w:t>
+      </w:r>
+      <w:r>
+        <w:rPr>
+          <w:rFonts w:hint="eastAsia"/>
+        </w:rPr>
+        <w:t xml:space="preserve">：第</w:t>
+      </w:r>
+      <w:r>
+        <w:t xml:space="preserve"> 1 </w:t>
+      </w:r>
+      <w:r>
+        <w:rPr>
+          <w:rFonts w:hint="eastAsia"/>
+        </w:rPr>
+        <w:t xml:space="preserve">至</w:t>
+      </w:r>
+      <w:r>
+        <w:t xml:space="preserve"> 5 </w:t>
+      </w:r>
+      <w:r>
+        <w:rPr>
+          <w:rFonts w:hint="eastAsia"/>
+        </w:rPr>
+        <w:t xml:space="preserve">项目为课程，学习工具与提示词的基础；第</w:t>
+      </w:r>
+      <w:r>
+        <w:t xml:space="preserve"> 6 </w:t>
+      </w:r>
+      <w:r>
+        <w:rPr>
+          <w:rFonts w:hint="eastAsia"/>
+        </w:rPr>
+        <w:t xml:space="preserve">至</w:t>
+      </w:r>
+      <w:r>
+        <w:t xml:space="preserve"> 9 </w:t>
+      </w:r>
+      <w:r>
+        <w:rPr>
+          <w:rFonts w:hint="eastAsia"/>
+        </w:rPr>
+        <w:t xml:space="preserve">项目为训练，完成办公与内容任务；第</w:t>
+      </w:r>
+      <w:r>
+        <w:t xml:space="preserve"> 10 </w:t>
+      </w:r>
+      <w:r>
+        <w:rPr>
+          <w:rFonts w:hint="eastAsia"/>
+        </w:rPr>
+        <w:t xml:space="preserve">至</w:t>
+      </w:r>
+      <w:r>
+        <w:t xml:space="preserve"> 13 </w:t>
+      </w:r>
+      <w:r>
+        <w:rPr>
+          <w:rFonts w:hint="eastAsia"/>
+        </w:rPr>
+        <w:t xml:space="preserve">项目为实战，搭建智能体并完成创业策划与路演。</w:t>
       </w:r>
     </w:p>
     <w:bookmarkEnd w:id="16"/>
